--- a/muzmir-site/docs/polozheniya/etalon_2.docx
+++ b/muzmir-site/docs/polozheniya/etalon_2.docx
@@ -1858,6 +1858,18 @@
           <w:szCs w:val="22"/>
         </w:rPr>
         <w:t>Финансовые условия.</w:t>
+      </w:r>
+    </w:p>
+    <w:p>
+      <w:pPr>
+        <w:spacing w:after="45" w:line="264" w:lineRule="auto"/>
+        <w:jc w:val="both"/>
+      </w:pPr>
+      <w:r>
+        <w:rPr>
+          <w:color w:val="111111"/>
+        </w:rPr>
+        <w:t xml:space="preserve">Подача заявки на изготовление наградного материала (согласно аттестационному результату), осуществляется по вашему личному решению и на добровольной основе!</w:t>
       </w:r>
     </w:p>
     <w:p>

--- a/muzmir-site/docs/polozheniya/etalon_2.docx
+++ b/muzmir-site/docs/polozheniya/etalon_2.docx
@@ -2208,6 +2208,138 @@
           <w:szCs w:val="22"/>
         </w:rPr>
         <w:t>(согласно аттестационному результату):</w:t>
+      </w:r>
+    </w:p>
+    <w:p>
+      <w:pPr>
+        <w:spacing w:after="30" w:line="264" w:lineRule="auto"/>
+        <w:ind w:left="360"/>
+        <w:rPr>
+          <w:b/>
+          <w:bCs/>
+          <w:color w:val="0D1B5E"/>
+          <w:sz w:val="22"/>
+          <w:szCs w:val="22"/>
+        </w:rPr>
+      </w:pPr>
+      <w:r>
+        <w:rPr>
+          <w:color w:val="111111"/>
+        </w:rPr>
+        <w:t xml:space="preserve">СРОКИ ИЗГОТОВЛЕНИЯ И НАПРАВЛЕНИЯ НАГРАДНОГО МАТЕРИАЛА</w:t>
+      </w:r>
+      <w:hyperlink r:id="rId16" w:history="1">
+        <w:r>
+          <w:rPr>
+            <w:rStyle w:val="a5"/>
+          </w:rPr>
+          <w:t xml:space="preserve"/>
+        </w:r>
+      </w:hyperlink>
+      <w:r>
+        <w:rPr>
+          <w:color w:val="111111"/>
+        </w:rPr>
+        <w:t xml:space="preserve"/>
+      </w:r>
+    </w:p>
+    <w:p>
+      <w:pPr>
+        <w:spacing w:after="30" w:line="264" w:lineRule="auto"/>
+        <w:ind w:left="360"/>
+        <w:rPr>
+          <w:b/>
+          <w:bCs/>
+          <w:color w:val="0D1B5E"/>
+          <w:sz w:val="22"/>
+          <w:szCs w:val="22"/>
+        </w:rPr>
+      </w:pPr>
+      <w:r>
+        <w:rPr>
+          <w:color w:val="111111"/>
+        </w:rPr>
+        <w:t xml:space="preserve">Изготовление наградного материала в соответствии с аттестационным результатом осуществляется в течение 5 (пяти) рабочих дней с момента подачи заявки на изготовление.</w:t>
+      </w:r>
+      <w:hyperlink r:id="rId16" w:history="1">
+        <w:r>
+          <w:rPr>
+            <w:rStyle w:val="a5"/>
+          </w:rPr>
+          <w:t xml:space="preserve"/>
+        </w:r>
+      </w:hyperlink>
+      <w:r>
+        <w:rPr>
+          <w:color w:val="111111"/>
+        </w:rPr>
+        <w:t xml:space="preserve"/>
+      </w:r>
+    </w:p>
+    <w:p>
+      <w:pPr>
+        <w:spacing w:after="30" w:line="264" w:lineRule="auto"/>
+        <w:ind w:left="360"/>
+        <w:rPr>
+          <w:b/>
+          <w:bCs/>
+          <w:color w:val="0D1B5E"/>
+          <w:sz w:val="22"/>
+          <w:szCs w:val="22"/>
+        </w:rPr>
+      </w:pPr>
+      <w:r>
+        <w:rPr>
+          <w:color w:val="111111"/>
+        </w:rPr>
+        <w:t xml:space="preserve">Наградной материал согласно аттестационному результату направляется на электронную почту, указанную в заявке, в течение 5 (пяти) рабочих дней.</w:t>
+      </w:r>
+      <w:hyperlink r:id="rId16" w:history="1">
+        <w:r>
+          <w:rPr>
+            <w:rStyle w:val="a5"/>
+          </w:rPr>
+          <w:t xml:space="preserve"/>
+        </w:r>
+      </w:hyperlink>
+      <w:r>
+        <w:rPr>
+          <w:color w:val="111111"/>
+        </w:rPr>
+        <w:t xml:space="preserve"/>
+      </w:r>
+    </w:p>
+    <w:p>
+      <w:pPr>
+        <w:spacing w:after="30" w:line="264" w:lineRule="auto"/>
+        <w:ind w:left="360"/>
+        <w:rPr>
+          <w:b/>
+          <w:bCs/>
+          <w:color w:val="0D1B5E"/>
+          <w:sz w:val="22"/>
+          <w:szCs w:val="22"/>
+        </w:rPr>
+      </w:pPr>
+      <w:r>
+        <w:rPr>
+          <w:color w:val="111111"/>
+        </w:rPr>
+        <w:t xml:space="preserve">Оригиналы наградного материала изготавливаются в течение 7 (семи) рабочих дней и направляются Почтой России; срок доставки составляет до 14 (четырнадцати) рабочих дней в зависимости от удалённости адреса доставки.</w:t>
+      </w:r>
+      <w:hyperlink r:id="rId16" w:history="1">
+        <w:r>
+          <w:rPr>
+            <w:rStyle w:val="a5"/>
+          </w:rPr>
+          <w:t xml:space="preserve"/>
+        </w:r>
+      </w:hyperlink>
+      <w:r>
+        <w:rPr>
+          <w:color w:val="111111"/>
+        </w:rPr>
+        <w:t xml:space="preserve"/>
       </w:r>
     </w:p>
     <w:p>

--- a/muzmir-site/docs/polozheniya/etalon_2.docx
+++ b/muzmir-site/docs/polozheniya/etalon_2.docx
@@ -2227,39 +2227,6 @@
           <w:color w:val="111111"/>
         </w:rPr>
         <w:t xml:space="preserve">СРОКИ ИЗГОТОВЛЕНИЯ И НАПРАВЛЕНИЯ НАГРАДНОГО МАТЕРИАЛА</w:t>
-      </w:r>
-      <w:hyperlink r:id="rId16" w:history="1">
-        <w:r>
-          <w:rPr>
-            <w:rStyle w:val="a5"/>
-          </w:rPr>
-          <w:t xml:space="preserve"/>
-        </w:r>
-      </w:hyperlink>
-      <w:r>
-        <w:rPr>
-          <w:color w:val="111111"/>
-        </w:rPr>
-        <w:t xml:space="preserve"/>
-      </w:r>
-    </w:p>
-    <w:p>
-      <w:pPr>
-        <w:spacing w:after="30" w:line="264" w:lineRule="auto"/>
-        <w:ind w:left="360"/>
-        <w:rPr>
-          <w:b/>
-          <w:bCs/>
-          <w:color w:val="0D1B5E"/>
-          <w:sz w:val="22"/>
-          <w:szCs w:val="22"/>
-        </w:rPr>
-      </w:pPr>
-      <w:r>
-        <w:rPr>
-          <w:color w:val="111111"/>
-        </w:rPr>
-        <w:t xml:space="preserve">Изготовление наградного материала в соответствии с аттестационным результатом осуществляется в течение 5 (пяти) рабочих дней с момента подачи заявки на изготовление.</w:t>
       </w:r>
       <w:hyperlink r:id="rId16" w:history="1">
         <w:r>
